--- a/Send To/20260412 - Vanta - Senior Director, Corporate Engineering/Chris Tallent Resume - Vanta - Senior Director, Corporate Engineering.docx
+++ b/Send To/20260412 - Vanta - Senior Director, Corporate Engineering/Chris Tallent Resume - Vanta - Senior Director, Corporate Engineering.docx
@@ -4,508 +4,288 @@
   <w:body>
     <w:p>
       <w:pPr>
-        <w:spacing w:before="20" w:after="60"/>
+        <w:pStyle w:val="Heading1"/>
+        <w:spacing w:before="120" w:after="40"/>
+        <w:jc w:val="center"/>
       </w:pPr>
       <w:r>
         <w:t>CHRIS TALLENT</w:t>
       </w:r>
-      <w:r>
-        <w:br/>
-        <w:t>Technology Executive | Corporate Engineering, Governance &amp; Internal Systems</w:t>
-      </w:r>
-      <w:r>
-        <w:br/>
-        <w:t>Cincinnati Metro Area • 859.394.2923 • chris@provenedge.com • linkedin.com/in/</w:t>
-      </w:r>
-      <w:proofErr w:type="spellStart"/>
-      <w:r>
-        <w:t>tallented</w:t>
-      </w:r>
-      <w:proofErr w:type="spellEnd"/>
     </w:p>
     <w:p>
       <w:pPr>
-        <w:spacing w:before="20" w:after="60"/>
+        <w:spacing w:before="40" w:after="40"/>
+        <w:jc w:val="center"/>
       </w:pPr>
       <w:r>
         <w:rPr>
-          <w:sz w:val="21"/>
+          <w:i/>
+          <w:iCs/>
         </w:rPr>
-        <w:t>────────────────────────────────────────────────────────────</w:t>
-      </w:r>
-      <w:r>
-        <w:rPr>
-          <w:sz w:val="21"/>
-        </w:rPr>
-        <w:t>──────────────────────────────</w:t>
-      </w:r>
-      <w:r>
-        <w:rPr>
-          <w:rFonts w:asciiTheme="majorHAnsi" w:hAnsiTheme="majorHAnsi" w:cstheme="majorHAnsi"/>
-          <w:sz w:val="21"/>
-          <w:szCs w:val="21"/>
-        </w:rPr>
-        <w:t>───────</w:t>
+        <w:t>Technology Executive | Corporate Engineering, Governance &amp; Internal Systems</w:t>
       </w:r>
     </w:p>
     <w:p>
       <w:pPr>
-        <w:keepNext/>
-        <w:keepLines/>
-        <w:spacing w:before="320" w:after="80"/>
-        <w:rPr>
-          <w:sz w:val="24"/>
-          <w:szCs w:val="24"/>
-        </w:rPr>
+        <w:spacing w:before="40" w:after="40"/>
+        <w:jc w:val="center"/>
       </w:pPr>
       <w:r>
-        <w:rPr>
-          <w:b/>
-          <w:color w:val="00467F"/>
-          <w:sz w:val="21"/>
-          <w:szCs w:val="24"/>
-        </w:rPr>
+        <w:t>Cincinnati Metro Area • 859.394.2923 • chris@provenedge.com • linkedin.com/in/tallented</w:t>
+      </w:r>
+    </w:p>
+    <w:p>
+      <w:pPr/>
+      <w:r>
+        <w:t>──────────────────────────────────────────────────────────────────────────────────────────────────</w:t>
+      </w:r>
+    </w:p>
+    <w:p>
+      <w:pPr>
+        <w:pStyle w:val="Heading2"/>
+        <w:spacing w:before="280"/>
+      </w:pPr>
+      <w:r>
         <w:t>PROFESSIONAL SUMMARY</w:t>
       </w:r>
     </w:p>
     <w:p>
-      <w:pPr>
-        <w:keepNext/>
-        <w:keepLines/>
-        <w:spacing w:before="320" w:after="80"/>
-        <w:rPr>
-          <w:sz w:val="21"/>
-        </w:rPr>
-      </w:pPr>
+      <w:pPr/>
       <w:r>
-        <w:rPr>
-          <w:sz w:val="21"/>
-        </w:rPr>
-        <w:t>Technology executive and hands-on CTO with 20+ years leading software engineering, internal platforms, and governance-aware delivery systems. Experience spans access controls, auditability, workflow automation, platform modernization, and compliance-aware operations across AWS, Java, Python, and TypeScript. Brings a practical operator mindset around reliability, cross-functional enablement, and systems strategy for distributed teams.</w:t>
+        <w:t>Technology executive and hands-on CTO with 20+ years of experience leading distributed technical teams responsible for internal platform engineering and secure cloud operations. Background spans access controls, auditability, workflow automation, vendor/tool selection, and disciplined delivery using AWS, Java, Python, and TypeScript. Brings a pragmatic approach to reliability, remote-first enablement, security, and cross-functional partnership with product, IT, cybersecurity, and business stakeholders across the organization.</w:t>
       </w:r>
     </w:p>
     <w:p>
       <w:pPr>
-        <w:keepNext/>
-        <w:keepLines/>
-        <w:spacing w:before="320" w:after="80"/>
-        <w:rPr>
-          <w:sz w:val="24"/>
-          <w:szCs w:val="24"/>
-        </w:rPr>
+        <w:pStyle w:val="Heading2"/>
+        <w:spacing w:before="280"/>
       </w:pPr>
       <w:r>
-        <w:rPr>
-          <w:b/>
-          <w:color w:val="00467F"/>
-          <w:sz w:val="21"/>
-          <w:szCs w:val="24"/>
-        </w:rPr>
         <w:t>CORE SKILLS</w:t>
       </w:r>
     </w:p>
     <w:p>
       <w:pPr>
-        <w:keepNext/>
-        <w:keepLines/>
-        <w:spacing w:before="320" w:after="80"/>
-        <w:rPr>
-          <w:sz w:val="21"/>
-        </w:rPr>
+        <w:spacing w:after="120"/>
       </w:pPr>
       <w:r>
-        <w:rPr>
-          <w:sz w:val="21"/>
-        </w:rPr>
         <w:t>Leadership: Engineering Leadership • Manager Development • Cross-Functional Delivery • Technical Strategy</w:t>
-      </w:r>
-      <w:r>
-        <w:rPr>
-          <w:sz w:val="21"/>
-        </w:rPr>
-        <w:br/>
-        <w:t>Corporate Engineering: Internal Systems • Workflow Automation • Access Controls / RBAC • Governance</w:t>
-      </w:r>
-      <w:r>
-        <w:rPr>
-          <w:sz w:val="21"/>
-        </w:rPr>
-        <w:br/>
-        <w:t>Operations &amp; Compliance: Remote-First Operations • Auditability • Reliability / Incident Response • ISO 27001 / Control Readiness</w:t>
-      </w:r>
-      <w:r>
-        <w:rPr>
-          <w:sz w:val="21"/>
-        </w:rPr>
-        <w:br/>
-        <w:t>Technical: AWS (RDS/Aurora, ECS, Lambda, S3) • OIDC / IAM • Java / Spring • Python • PostgreSQL / MySQL / MongoDB</w:t>
       </w:r>
     </w:p>
     <w:p>
       <w:pPr>
-        <w:keepNext/>
-        <w:keepLines/>
-        <w:spacing w:before="320" w:after="80"/>
-        <w:rPr>
-          <w:sz w:val="24"/>
-          <w:szCs w:val="24"/>
-        </w:rPr>
+        <w:spacing w:after="120"/>
       </w:pPr>
       <w:r>
-        <w:rPr>
-          <w:b/>
-          <w:color w:val="00467F"/>
-          <w:sz w:val="21"/>
-          <w:szCs w:val="24"/>
-        </w:rPr>
+        <w:t>Corporate Engineering: Internal Systems • Workflow Automation • Access Controls / RBAC • Governance</w:t>
+      </w:r>
+    </w:p>
+    <w:p>
+      <w:pPr>
+        <w:spacing w:after="120"/>
+      </w:pPr>
+      <w:r>
+        <w:t>Operations &amp; Compliance: Remote-First Enablement • Vendor Evaluation • Auditability • ISO 27001 / Control Readiness</w:t>
+      </w:r>
+    </w:p>
+    <w:p>
+      <w:pPr>
+        <w:spacing w:after="120"/>
+      </w:pPr>
+      <w:r>
+        <w:t>Technical: AWS (IAM Identity Center, ECS, Lambda, RDS/Aurora, S3) • OIDC / IAM • Java / Spring • Python • PostgreSQL / MySQL / MongoDB</w:t>
+      </w:r>
+    </w:p>
+    <w:p>
+      <w:pPr>
+        <w:pStyle w:val="Heading2"/>
+        <w:spacing w:before="280"/>
+      </w:pPr>
+      <w:r>
         <w:t>PROFESSIONAL EXPERIENCE</w:t>
       </w:r>
     </w:p>
     <w:p>
       <w:pPr>
-        <w:spacing w:before="20" w:after="60"/>
-        <w:rPr>
-          <w:b/>
-          <w:sz w:val="21"/>
-        </w:rPr>
+        <w:pStyle w:val="Heading3"/>
       </w:pPr>
       <w:r>
-        <w:rPr>
-          <w:b/>
-          <w:sz w:val="21"/>
-        </w:rPr>
         <w:t>Chief Technology Officer | Pitchstone Technology LLC</w:t>
       </w:r>
+    </w:p>
+    <w:p>
+      <w:pPr>
+        <w:spacing w:after="40"/>
+      </w:pPr>
       <w:r>
-        <w:rPr>
-          <w:b/>
-          <w:sz w:val="21"/>
-        </w:rPr>
-        <w:br/>
         <w:t>Seattle, WA • February 2021 – Present</w:t>
+      </w:r>
+    </w:p>
+    <w:p>
+      <w:pPr/>
+      <w:r>
+        <w:t>Led platform architecture, access governance, security/compliance, and distributed delivery for a workflow-heavy SaaS platform supporting a Fortune 100 wireless retailer's store-development process across roughly 15,000 locations.</w:t>
       </w:r>
     </w:p>
     <w:p>
       <w:pPr>
         <w:pStyle w:val="ListBullet"/>
-        <w:keepLines/>
-        <w:spacing w:after="40" w:line="271" w:lineRule="auto"/>
-        <w:rPr>
-          <w:sz w:val="21"/>
-        </w:rPr>
       </w:pPr>
       <w:r>
-        <w:rPr>
-          <w:sz w:val="21"/>
-        </w:rPr>
-        <w:t>Led technology strategy for an AI-enabled, configuration-driven real-estate platform, overseeing platform architecture, security/compliance, engineering operations, and delivery systems across a four-team organization.</w:t>
+        <w:t>Defined AWS account structure, RBAC, IAM Identity Center permission sets, and access boundaries across five AWS accounts for employees, contractors, and vendors.</w:t>
       </w:r>
     </w:p>
     <w:p>
       <w:pPr>
         <w:pStyle w:val="ListBullet"/>
-        <w:keepLines/>
-        <w:spacing w:after="40" w:line="271" w:lineRule="auto"/>
-        <w:rPr>
-          <w:sz w:val="21"/>
-          <w:szCs w:val="21"/>
-        </w:rPr>
       </w:pPr>
       <w:r>
-        <w:rPr>
-          <w:sz w:val="21"/>
-          <w:szCs w:val="21"/>
-        </w:rPr>
-        <w:t>Scaled engineering from 6 to roughly 35 across four agile teams, establishing delivery cadence, team structure, and clear technical ownership.</w:t>
+        <w:t>Led the technical implementation and ongoing operation of ISO 27001 controls, helping secure initial certification in April 2023 and successful recertification through June 4, 2025.</w:t>
       </w:r>
     </w:p>
     <w:p>
       <w:pPr>
         <w:pStyle w:val="ListBullet"/>
-        <w:keepLines/>
-        <w:spacing w:after="40" w:line="271" w:lineRule="auto"/>
-        <w:rPr>
-          <w:sz w:val="21"/>
-          <w:szCs w:val="21"/>
-        </w:rPr>
       </w:pPr>
       <w:r>
-        <w:rPr>
-          <w:sz w:val="21"/>
-          <w:szCs w:val="21"/>
-        </w:rPr>
-        <w:t>Defined AWS account structure, RBAC, IAM Identity Center permission sets, and access boundaries across five AWS accounts while leading ISO 27001 controls and vulnerability remediation.</w:t>
+        <w:t>Owned cloud security operations including pen-test vendor selection, remediation prioritization, and continuous monitoring with Secureframe, Security Hub, GuardDuty, and Inspector.</w:t>
       </w:r>
     </w:p>
     <w:p>
       <w:pPr>
         <w:pStyle w:val="ListBullet"/>
-        <w:keepLines/>
-        <w:spacing w:after="40" w:line="271" w:lineRule="auto"/>
-        <w:rPr>
-          <w:sz w:val="21"/>
-          <w:szCs w:val="21"/>
-        </w:rPr>
       </w:pPr>
       <w:r>
-        <w:rPr>
-          <w:sz w:val="21"/>
-          <w:szCs w:val="21"/>
-        </w:rPr>
-        <w:t xml:space="preserve">Owned cloud security operations including pen-test vendor selection, remediation prioritization, and continuous monitoring with </w:t>
-      </w:r>
-      <w:proofErr w:type="spellStart"/>
-      <w:r>
-        <w:rPr>
-          <w:sz w:val="21"/>
-          <w:szCs w:val="21"/>
-        </w:rPr>
-        <w:t>Secureframe</w:t>
-      </w:r>
-      <w:proofErr w:type="spellEnd"/>
-      <w:r>
-        <w:rPr>
-          <w:sz w:val="21"/>
-          <w:szCs w:val="21"/>
-        </w:rPr>
-        <w:t xml:space="preserve">, Security Hub, </w:t>
-      </w:r>
-      <w:proofErr w:type="spellStart"/>
-      <w:r>
-        <w:rPr>
-          <w:sz w:val="21"/>
-          <w:szCs w:val="21"/>
-        </w:rPr>
-        <w:t>GuardDuty</w:t>
-      </w:r>
-      <w:proofErr w:type="spellEnd"/>
-      <w:r>
-        <w:rPr>
-          <w:sz w:val="21"/>
-          <w:szCs w:val="21"/>
-        </w:rPr>
-        <w:t>, and Inspector.</w:t>
-      </w:r>
-    </w:p>
-    <w:p>
-      <w:pPr>
-        <w:pStyle w:val="ListBullet"/>
-        <w:keepLines/>
-        <w:spacing w:after="40" w:line="271" w:lineRule="auto"/>
-        <w:rPr>
-          <w:sz w:val="21"/>
-          <w:szCs w:val="21"/>
-        </w:rPr>
-      </w:pPr>
-      <w:r>
-        <w:rPr>
-          <w:sz w:val="21"/>
-          <w:szCs w:val="21"/>
-        </w:rPr>
         <w:t>Led evaluation and selection of compliance and requirements-management vendors, running RFPs, demos, and hands-on assessments to balance control coverage, operational fit, and cost.</w:t>
       </w:r>
     </w:p>
     <w:p>
       <w:pPr>
         <w:pStyle w:val="ListBullet"/>
-        <w:keepLines/>
-        <w:spacing w:after="40" w:line="271" w:lineRule="auto"/>
-        <w:rPr>
-          <w:sz w:val="21"/>
-          <w:szCs w:val="21"/>
-        </w:rPr>
       </w:pPr>
       <w:r>
-        <w:rPr>
-          <w:sz w:val="21"/>
-          <w:szCs w:val="21"/>
-        </w:rPr>
-        <w:t>Restructured CI/CD automation and optimized ECS infrastructure, reducing non-production costs by 35-40% while improving deployment reliability.</w:t>
-      </w:r>
-    </w:p>
-    <w:p>
-      <w:pPr>
-        <w:keepNext/>
-        <w:keepLines/>
-        <w:spacing w:before="340" w:after="40"/>
-        <w:rPr>
-          <w:rFonts w:cs="Calibri"/>
-          <w:sz w:val="21"/>
-          <w:szCs w:val="21"/>
-        </w:rPr>
-      </w:pPr>
-      <w:r>
-        <w:rPr>
-          <w:rFonts w:cs="Calibri"/>
-          <w:sz w:val="21"/>
-          <w:szCs w:val="21"/>
-        </w:rPr>
-        <w:t>Partnered with T-Mobile product, IT, cybersecurity, and management stakeholders on roadmap priorities, API integration, technical risk, and cross-team workflow coordination.</w:t>
-      </w:r>
-    </w:p>
-    <w:p>
-      <w:pPr>
-        <w:spacing w:before="20" w:after="60"/>
-        <w:rPr>
-          <w:b/>
-          <w:sz w:val="21"/>
-        </w:rPr>
-      </w:pPr>
-      <w:r>
-        <w:rPr>
-          <w:b/>
-          <w:sz w:val="21"/>
-        </w:rPr>
-        <w:t>Chief Technology Officer | Automobile Consumer Services Inc</w:t>
-      </w:r>
-      <w:r>
-        <w:rPr>
-          <w:b/>
-          <w:sz w:val="21"/>
-        </w:rPr>
-        <w:br/>
-        <w:t>Cincinnati, OH • July 2016 – February 2021</w:t>
+        <w:t>Set device requirements and technical enforcement approach, and partnered with product, IT, cybersecurity, and management stakeholders on security, delivery, and access-governance decisions.</w:t>
       </w:r>
     </w:p>
     <w:p>
       <w:pPr>
         <w:pStyle w:val="ListBullet"/>
-        <w:keepLines/>
-        <w:spacing w:after="40" w:line="271" w:lineRule="auto"/>
-        <w:rPr>
-          <w:sz w:val="21"/>
-        </w:rPr>
       </w:pPr>
       <w:r>
-        <w:rPr>
-          <w:sz w:val="21"/>
-        </w:rPr>
-        <w:t>Led technology transformation for a fintech organization handling PII, payment data, and soft-credit workflows, modernizing the stack, delivery process, and cloud operations.</w:t>
+        <w:t>Presented security and compliance status to management, answered T-Mobile technical risk assessments, and produced runbooks, diagrams, policy documents, and least-privilege access patterns for third-party transition.</w:t>
       </w:r>
     </w:p>
     <w:p>
       <w:pPr>
         <w:pStyle w:val="ListBullet"/>
-        <w:keepLines/>
-        <w:spacing w:after="40" w:line="271" w:lineRule="auto"/>
-        <w:rPr>
-          <w:sz w:val="21"/>
-          <w:szCs w:val="21"/>
-        </w:rPr>
       </w:pPr>
       <w:r>
-        <w:rPr>
-          <w:sz w:val="21"/>
-          <w:szCs w:val="21"/>
-        </w:rPr>
-        <w:lastRenderedPageBreak/>
-        <w:t>Modernized a legacy PHP fintech platform into a modern single-page application backed by REST APIs and microservices (AngularJS, Java, Spring MVC, Docker / Kubernetes on AWS), achieving 99.99% uptime with zero-downtime migration from legacy systems.</w:t>
+        <w:t>Scaled engineering from 6 to roughly 35 across four agile teams, establishing delivery cadence, team structure, and clear technical ownership.</w:t>
+      </w:r>
+    </w:p>
+    <w:p>
+      <w:pPr>
+        <w:pStyle w:val="Heading3"/>
+      </w:pPr>
+      <w:r>
+        <w:t>Chief Technology Officer | Automobile Consumer Services Inc</w:t>
+      </w:r>
+    </w:p>
+    <w:p>
+      <w:pPr>
+        <w:spacing w:after="40"/>
+      </w:pPr>
+      <w:r>
+        <w:t>Cincinnati, OH • July 2016 – February 2021</w:t>
+      </w:r>
+    </w:p>
+    <w:p>
+      <w:pPr/>
+      <w:r>
+        <w:t>Led technology transformation for a fintech organization handling PII, payment data, and soft-credit workflows, modernizing the stack, delivery process, and operational systems.</w:t>
       </w:r>
     </w:p>
     <w:p>
       <w:pPr>
         <w:pStyle w:val="ListBullet"/>
-        <w:keepLines/>
-        <w:spacing w:after="40" w:line="271" w:lineRule="auto"/>
-        <w:rPr>
-          <w:sz w:val="21"/>
-          <w:szCs w:val="21"/>
-        </w:rPr>
       </w:pPr>
       <w:r>
-        <w:rPr>
-          <w:sz w:val="21"/>
-          <w:szCs w:val="21"/>
-        </w:rPr>
+        <w:t>Modernized a legacy PHP fintech platform into a modern single-page application backed by REST APIs and microservices (AngularJS, Java, Spring MVC, Docker / Kubernetes on AWS), achieving 99.99% uptime with zero-downtime migration.</w:t>
+      </w:r>
+    </w:p>
+    <w:p>
+      <w:pPr>
+        <w:pStyle w:val="ListBullet"/>
+      </w:pPr>
+      <w:r>
         <w:t>Implemented CI/CD pipelines with Bitbucket Pipelines, shortening deployment cycles from weeks to hours through Kubernetes rolling updates and safer rollback strategies.</w:t>
       </w:r>
     </w:p>
     <w:p>
       <w:pPr>
         <w:pStyle w:val="ListBullet"/>
-        <w:keepLines/>
-        <w:spacing w:after="40" w:line="271" w:lineRule="auto"/>
-        <w:rPr>
-          <w:sz w:val="21"/>
-          <w:szCs w:val="21"/>
-        </w:rPr>
       </w:pPr>
       <w:r>
-        <w:rPr>
-          <w:sz w:val="21"/>
-          <w:szCs w:val="21"/>
-        </w:rPr>
         <w:t>Designed a JSON-driven configuration system for financial settings and visual theming, enabling dealer-specific workflows and UI behavior without per-client code forks.</w:t>
       </w:r>
     </w:p>
     <w:p>
       <w:pPr>
-        <w:keepNext/>
-        <w:keepLines/>
-        <w:spacing w:before="340" w:after="40"/>
-        <w:rPr>
-          <w:sz w:val="21"/>
-          <w:szCs w:val="21"/>
-        </w:rPr>
+        <w:pStyle w:val="ListBullet"/>
       </w:pPr>
       <w:r>
-        <w:rPr>
-          <w:sz w:val="21"/>
-          <w:szCs w:val="21"/>
-        </w:rPr>
-        <w:t>Delivered the NADA 2017 proof-of-concept in two months under a hard business deadline.</w:t>
-      </w:r>
-    </w:p>
-    <w:p>
-      <w:pPr>
-        <w:keepLines/>
-        <w:spacing w:after="40" w:line="271" w:lineRule="auto"/>
-        <w:rPr>
-          <w:b/>
-          <w:sz w:val="21"/>
-        </w:rPr>
-      </w:pPr>
-      <w:r>
-        <w:rPr>
-          <w:b/>
-          <w:sz w:val="21"/>
-        </w:rPr>
-        <w:t>Owner &amp; Fractional CTO | Proven Edge LLC</w:t>
-      </w:r>
-      <w:r>
-        <w:rPr>
-          <w:b/>
-          <w:sz w:val="21"/>
-        </w:rPr>
-        <w:br/>
-        <w:t>Fort Thomas, KY • November 2015 – Present</w:t>
+        <w:t>Ensured financing workflows protected PII, SSNs, payment data, and soft-credit information with encryption in transit, at rest, and in the database.</w:t>
       </w:r>
     </w:p>
     <w:p>
       <w:pPr>
         <w:pStyle w:val="ListBullet"/>
-        <w:keepLines/>
-        <w:spacing w:after="40" w:line="271" w:lineRule="auto"/>
       </w:pPr>
       <w:r>
-        <w:t>Directed architecture, internal platform work, and engineering-process governance across multiple SaaS clients, combining hands-on delivery with workflow automation and admin tooling.</w:t>
+        <w:t>Supported onboarding, issue resolution, and operational troubleshooting with configuration and diagnostic tooling used by internal account teams and dealership clients.</w:t>
       </w:r>
     </w:p>
     <w:p>
       <w:pPr>
         <w:pStyle w:val="ListBullet"/>
-        <w:keepLines/>
-        <w:spacing w:after="40" w:line="271" w:lineRule="auto"/>
       </w:pPr>
       <w:r>
-        <w:t>Oversaw architecture and engineering-process governance for a laboratory-testing client, restoring management confidence and ensuring platform stability during staff transition.</w:t>
+        <w:t>Worked across C-suite, product, QA, and delivery stakeholders to prioritize roadmap work, incident response, and operational tradeoffs.</w:t>
+      </w:r>
+    </w:p>
+    <w:p>
+      <w:pPr>
+        <w:pStyle w:val="Heading3"/>
+      </w:pPr>
+      <w:r>
+        <w:t>Owner &amp; Fractional CTO | Proven Edge LLC</w:t>
+      </w:r>
+    </w:p>
+    <w:p>
+      <w:pPr>
+        <w:spacing w:after="40"/>
+      </w:pPr>
+      <w:r>
+        <w:t>Fort Thomas, KY • November 2015 – Present</w:t>
+      </w:r>
+    </w:p>
+    <w:p>
+      <w:pPr/>
+      <w:r>
+        <w:t>Directed internal platform, admin-tooling, and engineering-governance work across SaaS clients, combining hands-on delivery with workflow automation and operational controls.</w:t>
       </w:r>
     </w:p>
     <w:p>
       <w:pPr>
         <w:pStyle w:val="ListBullet"/>
-        <w:keepLines/>
-        <w:spacing w:after="40" w:line="271" w:lineRule="auto"/>
+      </w:pPr>
+      <w:r>
+        <w:t>Oversaw architecture and engineering-process governance for a laboratory-testing client, restoring management confidence and ensuring platform stability during a staff transition.</w:t>
+      </w:r>
+    </w:p>
+    <w:p>
+      <w:pPr>
+        <w:pStyle w:val="ListBullet"/>
       </w:pPr>
       <w:r>
         <w:t>Built a reusable multi-platform application scaffold across web, mobile, desktop, API, and AI services, with OIDC auth, RBAC, billing, documents, notifications, and webhooks.</w:t>
@@ -514,8 +294,6 @@
     <w:p>
       <w:pPr>
         <w:pStyle w:val="ListBullet"/>
-        <w:keepLines/>
-        <w:spacing w:after="40" w:line="271" w:lineRule="auto"/>
       </w:pPr>
       <w:r>
         <w:t>Built Model Context Protocol (MCP)-integrated agent tooling on top of the scaffold and Entity Engine, enabling confirmation-gated admin actions through typed APIs and structured data access.</w:t>
@@ -523,340 +301,110 @@
     </w:p>
     <w:p>
       <w:pPr>
-        <w:spacing w:before="340" w:after="40"/>
+        <w:pStyle w:val="ListBullet"/>
       </w:pPr>
       <w:r>
-        <w:t>Deployed CI/CD pipelines with container orchestration (Docker Compose / ECS) to improve staging/production parity and release confidence.</w:t>
+        <w:t>Designed the natural-language admin control plane so destructive actions remained confirmation-gated and flowed through existing APIs, preserving RBAC, audit logging, and webhooks.</w:t>
       </w:r>
     </w:p>
     <w:p>
       <w:pPr>
-        <w:spacing w:before="20" w:after="60"/>
-        <w:rPr>
-          <w:b/>
-          <w:sz w:val="21"/>
-        </w:rPr>
+        <w:pStyle w:val="ListBullet"/>
       </w:pPr>
       <w:r>
-        <w:rPr>
-          <w:b/>
-          <w:sz w:val="21"/>
-        </w:rPr>
-        <w:t xml:space="preserve">Technical Co-Founder &amp; CTO | </w:t>
+        <w:t>Built the admin control plane to support user management, queue operations, and system-health workflows without bypassing existing service authentication, approval gates, or audit trails.</w:t>
       </w:r>
-      <w:proofErr w:type="spellStart"/>
+    </w:p>
+    <w:p>
+      <w:pPr>
+        <w:pStyle w:val="Heading3"/>
+      </w:pPr>
       <w:r>
-        <w:rPr>
-          <w:b/>
-          <w:sz w:val="21"/>
-        </w:rPr>
-        <w:t>Glamhive</w:t>
+        <w:t>Technical Co-Founder &amp; CTO | Glamhive</w:t>
       </w:r>
-      <w:proofErr w:type="spellEnd"/>
+    </w:p>
+    <w:p>
+      <w:pPr>
+        <w:spacing w:after="40"/>
+      </w:pPr>
       <w:r>
-        <w:rPr>
-          <w:b/>
-          <w:sz w:val="21"/>
-        </w:rPr>
-        <w:br/>
         <w:t>Seattle, WA • November 2013 – November 2015</w:t>
       </w:r>
     </w:p>
     <w:p>
       <w:pPr>
         <w:pStyle w:val="ListBullet"/>
-        <w:keepLines/>
-        <w:spacing w:after="40" w:line="271" w:lineRule="auto"/>
-        <w:rPr>
-          <w:sz w:val="21"/>
-        </w:rPr>
       </w:pPr>
       <w:r>
-        <w:rPr>
-          <w:sz w:val="21"/>
-        </w:rPr>
-        <w:t>Co-founded a fashion-tech platform and led architecture, hiring, and delivery from concept to release.</w:t>
-      </w:r>
-    </w:p>
-    <w:p>
-      <w:pPr>
-        <w:pStyle w:val="ListBullet"/>
-        <w:keepLines/>
-        <w:spacing w:after="40" w:line="271" w:lineRule="auto"/>
-        <w:rPr>
-          <w:sz w:val="21"/>
-          <w:szCs w:val="21"/>
-        </w:rPr>
-      </w:pPr>
-      <w:r>
-        <w:rPr>
-          <w:sz w:val="21"/>
-          <w:szCs w:val="21"/>
-        </w:rPr>
         <w:t>Self-funded and delivered the full technology stack on AWS using AngularJS, Java, Spring MVC, and MongoDB, leveraging Cordova and Ionic to unify codebases and cut mobile development cost by 70%.</w:t>
       </w:r>
     </w:p>
     <w:p>
       <w:pPr>
         <w:pStyle w:val="ListBullet"/>
-        <w:keepLines/>
-        <w:spacing w:after="40" w:line="271" w:lineRule="auto"/>
-        <w:rPr>
-          <w:sz w:val="21"/>
-          <w:szCs w:val="21"/>
-        </w:rPr>
       </w:pPr>
       <w:r>
-        <w:rPr>
-          <w:sz w:val="21"/>
-          <w:szCs w:val="21"/>
-        </w:rPr>
         <w:t>Formed and led distributed teams across the U.S. and South America, cutting staffing cost by 60% versus a U.S.-only model.</w:t>
       </w:r>
     </w:p>
     <w:p>
       <w:pPr>
-        <w:keepNext/>
-        <w:keepLines/>
-        <w:spacing w:before="340" w:after="40"/>
-        <w:rPr>
-          <w:sz w:val="21"/>
-          <w:szCs w:val="21"/>
-        </w:rPr>
+        <w:pStyle w:val="ListBullet"/>
       </w:pPr>
       <w:r>
-        <w:rPr>
-          <w:sz w:val="21"/>
-          <w:szCs w:val="21"/>
-        </w:rPr>
-        <w:t>Won Seattle Angel Conference VII in 2015, securing $205K in investment as Technical Co-Founder.</w:t>
+        <w:t>Worked across product, UX, QA, and engineering to keep communication and delivery aligned in a distributed environment.</w:t>
       </w:r>
     </w:p>
     <w:p>
       <w:pPr>
-        <w:spacing w:before="20" w:after="60"/>
-        <w:rPr>
-          <w:b/>
-          <w:sz w:val="21"/>
-        </w:rPr>
+        <w:pStyle w:val="Heading3"/>
       </w:pPr>
       <w:r>
-        <w:rPr>
-          <w:b/>
-          <w:sz w:val="21"/>
-        </w:rPr>
         <w:t>Chief Technology Officer | Lela.com</w:t>
       </w:r>
+    </w:p>
+    <w:p>
+      <w:pPr>
+        <w:spacing w:after="40"/>
+      </w:pPr>
       <w:r>
-        <w:rPr>
-          <w:b/>
-          <w:sz w:val="21"/>
-        </w:rPr>
-        <w:br/>
         <w:t>New York, NY • November 2011 – May 2014</w:t>
       </w:r>
     </w:p>
     <w:p>
       <w:pPr>
         <w:pStyle w:val="ListBullet"/>
-        <w:keepLines/>
-        <w:spacing w:after="40" w:line="271" w:lineRule="auto"/>
-        <w:rPr>
-          <w:sz w:val="21"/>
-        </w:rPr>
       </w:pPr>
       <w:r>
-        <w:rPr>
-          <w:sz w:val="21"/>
-        </w:rPr>
-        <w:t>Directed software development and product operations for a personalized shopping recommendation platform.</w:t>
+        <w:t>Rebuilt the engineering organization post-pivot, improving delivery speed by approximately 25% while introducing Agile practices and coordinating cross-functional teams.</w:t>
       </w:r>
     </w:p>
     <w:p>
       <w:pPr>
         <w:pStyle w:val="ListBullet"/>
-        <w:keepLines/>
-        <w:spacing w:after="40" w:line="271" w:lineRule="auto"/>
-        <w:rPr>
-          <w:sz w:val="21"/>
-          <w:szCs w:val="21"/>
-        </w:rPr>
       </w:pPr>
       <w:r>
-        <w:rPr>
-          <w:sz w:val="21"/>
-          <w:szCs w:val="21"/>
-        </w:rPr>
-        <w:t>Rebuilt engineering organization post-pivot, improving delivery speed by approximately 25% while introducing Agile practices and coordinating cross-functional teams.</w:t>
-      </w:r>
-    </w:p>
-    <w:p>
-      <w:pPr>
-        <w:keepNext/>
-        <w:keepLines/>
-        <w:spacing w:before="320" w:after="80"/>
-        <w:rPr>
-          <w:sz w:val="21"/>
-          <w:szCs w:val="21"/>
-        </w:rPr>
-      </w:pPr>
-      <w:r>
-        <w:rPr>
-          <w:sz w:val="21"/>
-          <w:szCs w:val="21"/>
-        </w:rPr>
-        <w:lastRenderedPageBreak/>
         <w:t>Presented roadmap and technical direction to executives, the board, and investors to restore confidence in product direction and engineering execution.</w:t>
       </w:r>
     </w:p>
     <w:p>
       <w:pPr>
-        <w:keepNext/>
-        <w:keepLines/>
-        <w:spacing w:before="320" w:after="80"/>
-        <w:rPr>
-          <w:sz w:val="24"/>
-          <w:szCs w:val="24"/>
-        </w:rPr>
+        <w:pStyle w:val="Heading2"/>
+        <w:spacing w:before="280"/>
       </w:pPr>
       <w:r>
-        <w:rPr>
-          <w:b/>
-          <w:color w:val="00467F"/>
-          <w:sz w:val="21"/>
-          <w:szCs w:val="24"/>
-        </w:rPr>
-        <w:t>EARLIER ROLES</w:t>
-      </w:r>
-    </w:p>
-    <w:p>
-      <w:pPr>
-        <w:keepNext/>
-        <w:keepLines/>
-        <w:spacing w:before="120" w:after="40"/>
-        <w:rPr>
-          <w:sz w:val="21"/>
-          <w:szCs w:val="21"/>
-        </w:rPr>
-      </w:pPr>
-      <w:r>
-        <w:rPr>
-          <w:sz w:val="21"/>
-          <w:szCs w:val="21"/>
-        </w:rPr>
-        <w:t xml:space="preserve">Owner &amp; Consultant | </w:t>
-      </w:r>
-      <w:proofErr w:type="spellStart"/>
-      <w:r>
-        <w:rPr>
-          <w:sz w:val="21"/>
-          <w:szCs w:val="21"/>
-        </w:rPr>
-        <w:t>Tallented</w:t>
-      </w:r>
-      <w:proofErr w:type="spellEnd"/>
-      <w:r>
-        <w:rPr>
-          <w:sz w:val="21"/>
-          <w:szCs w:val="21"/>
-        </w:rPr>
-        <w:t xml:space="preserve"> Software LLC (2010-2011) — Delivered custom software for e-commerce and analytics clients, integrating payment gateways and real-time reporting.</w:t>
-      </w:r>
-    </w:p>
-    <w:p>
-      <w:pPr>
-        <w:keepNext/>
-        <w:keepLines/>
-        <w:spacing w:before="120" w:after="40"/>
-        <w:rPr>
-          <w:sz w:val="21"/>
-          <w:szCs w:val="21"/>
-        </w:rPr>
-      </w:pPr>
-      <w:r>
-        <w:rPr>
-          <w:sz w:val="21"/>
-          <w:szCs w:val="21"/>
-        </w:rPr>
-        <w:t xml:space="preserve">Senior Associate | </w:t>
-      </w:r>
-      <w:proofErr w:type="spellStart"/>
-      <w:r>
-        <w:rPr>
-          <w:sz w:val="21"/>
-          <w:szCs w:val="21"/>
-        </w:rPr>
-        <w:t>dunnhumbyUSA</w:t>
-      </w:r>
-      <w:proofErr w:type="spellEnd"/>
-      <w:r>
-        <w:rPr>
-          <w:sz w:val="21"/>
-          <w:szCs w:val="21"/>
-        </w:rPr>
-        <w:t xml:space="preserve"> (2009-2010) — Developed C# and Flex-based systems; mentored junior developers.</w:t>
-      </w:r>
-    </w:p>
-    <w:p>
-      <w:pPr>
-        <w:keepNext/>
-        <w:keepLines/>
-        <w:spacing w:before="320" w:after="80"/>
-        <w:rPr>
-          <w:sz w:val="21"/>
-          <w:szCs w:val="21"/>
-        </w:rPr>
-      </w:pPr>
-      <w:r>
-        <w:rPr>
-          <w:sz w:val="21"/>
-          <w:szCs w:val="21"/>
-        </w:rPr>
-        <w:t>Senior Software Engineer | Fidelity Investments (2003-2009) — Led document generation system for 401k reporting.</w:t>
-      </w:r>
-    </w:p>
-    <w:p>
-      <w:pPr>
-        <w:keepNext/>
-        <w:keepLines/>
-        <w:spacing w:before="320" w:after="80"/>
-        <w:rPr>
-          <w:sz w:val="24"/>
-          <w:szCs w:val="24"/>
-        </w:rPr>
-      </w:pPr>
-      <w:r>
-        <w:rPr>
-          <w:b/>
-          <w:color w:val="00467F"/>
-          <w:sz w:val="21"/>
-          <w:szCs w:val="24"/>
-        </w:rPr>
         <w:t>EDUCATION</w:t>
       </w:r>
     </w:p>
     <w:p>
-      <w:pPr>
-        <w:spacing w:before="20" w:after="60"/>
-        <w:rPr>
-          <w:sz w:val="21"/>
-        </w:rPr>
-      </w:pPr>
+      <w:pPr/>
       <w:r>
-        <w:rPr>
-          <w:sz w:val="21"/>
-        </w:rPr>
         <w:t>Bachelor of Science in Computer Science — University of Kentucky, Lexington, KY</w:t>
       </w:r>
     </w:p>
-    <w:p>
-      <w:pPr>
-        <w:spacing w:before="20" w:after="60"/>
-      </w:pPr>
-    </w:p>
     <w:sectPr>
       <w:pgSz w:w="12240" w:h="15840"/>
-      <w:pgMar w:top="1008" w:right="1008" w:bottom="1152" w:left="1008" w:header="720" w:footer="720" w:gutter="0"/>
+      <w:pgMar w:top="864" w:right="864" w:bottom="864" w:left="864" w:header="720" w:footer="720" w:gutter="0"/>
       <w:cols w:space="720"/>
       <w:docGrid w:linePitch="360"/>
     </w:sectPr>
@@ -1019,7 +567,7 @@
   <w:abstractNum w:abstractNumId="8" w15:restartNumberingAfterBreak="0">
     <w:nsid w:val="FFFFFF89"/>
     <w:multiLevelType w:val="singleLevel"/>
-    <w:tmpl w:val="74C878B8"/>
+    <w:tmpl w:val="A6688DF0"/>
     <w:lvl w:ilvl="0">
       <w:start w:val="1"/>
       <w:numFmt w:val="bullet"/>
@@ -1037,31 +585,31 @@
       </w:rPr>
     </w:lvl>
   </w:abstractNum>
-  <w:num w:numId="1" w16cid:durableId="848912220">
+  <w:num w:numId="1" w16cid:durableId="151336269">
     <w:abstractNumId w:val="8"/>
   </w:num>
-  <w:num w:numId="2" w16cid:durableId="1335572936">
+  <w:num w:numId="2" w16cid:durableId="1717392830">
     <w:abstractNumId w:val="6"/>
   </w:num>
-  <w:num w:numId="3" w16cid:durableId="1688601961">
+  <w:num w:numId="3" w16cid:durableId="1545560550">
     <w:abstractNumId w:val="5"/>
   </w:num>
-  <w:num w:numId="4" w16cid:durableId="538132876">
+  <w:num w:numId="4" w16cid:durableId="1789201451">
     <w:abstractNumId w:val="4"/>
   </w:num>
-  <w:num w:numId="5" w16cid:durableId="445079860">
+  <w:num w:numId="5" w16cid:durableId="1256134842">
     <w:abstractNumId w:val="7"/>
   </w:num>
-  <w:num w:numId="6" w16cid:durableId="1177187738">
+  <w:num w:numId="6" w16cid:durableId="538513043">
     <w:abstractNumId w:val="3"/>
   </w:num>
-  <w:num w:numId="7" w16cid:durableId="899443943">
+  <w:num w:numId="7" w16cid:durableId="1300183451">
     <w:abstractNumId w:val="2"/>
   </w:num>
-  <w:num w:numId="8" w16cid:durableId="1992251733">
+  <w:num w:numId="8" w16cid:durableId="218172437">
     <w:abstractNumId w:val="1"/>
   </w:num>
-  <w:num w:numId="9" w16cid:durableId="1512912692">
+  <w:num w:numId="9" w16cid:durableId="906690918">
     <w:abstractNumId w:val="0"/>
   </w:num>
 </w:numbering>
@@ -1072,9 +620,9 @@
   <w:docDefaults>
     <w:rPrDefault>
       <w:rPr>
-        <w:rFonts w:asciiTheme="minorHAnsi" w:eastAsiaTheme="minorEastAsia" w:hAnsiTheme="minorHAnsi" w:cstheme="minorBidi"/>
-        <w:sz w:val="22"/>
-        <w:szCs w:val="22"/>
+        <w:rFonts w:ascii="Calibri" w:hAnsi="Calibri" w:cs="Calibri" w:eastAsiaTheme="minorEastAsia"/>
+        <w:sz w:val="21"/>
+        <w:szCs w:val="21"/>
         <w:lang w:val="en-US" w:eastAsia="en-US" w:bidi="ar-SA"/>
       </w:rPr>
     </w:rPrDefault>
@@ -1458,7 +1006,9 @@
     <w:qFormat/>
     <w:rsid w:val="00FC693F"/>
     <w:rPr>
-      <w:rFonts w:ascii="Calibri" w:hAnsi="Calibri"/>
+      <w:rFonts w:ascii="Calibri" w:hAnsi="Calibri" w:cs="Calibri"/>
+      <w:sz w:val="21"/>
+      <w:szCs w:val="21"/>
     </w:rPr>
   </w:style>
   <w:style w:type="paragraph" w:styleId="Heading1">
